--- a/backend/app/static/templates/docx/payment_letter.docx
+++ b/backend/app/static/templates/docx/payment_letter.docx
@@ -1264,7 +1264,7 @@
       <w:rPr>
         <w:rtl w:val="0"/>
       </w:rPr>
-      <w:t xml:space="preserve">Copyright © 2025 SpacePoint. All rights reserved.</w:t>
+      <w:t xml:space="preserve">Copyright © 2026 SpacePoint. All rights reserved.</w:t>
       <w:tab/>
       <w:tab/>
       <w:tab/>
